--- a/FHD/resources/templates/price_list_default.docx
+++ b/FHD/resources/templates/price_list_default.docx
@@ -16,9 +16,6 @@
       </w:r>
     </w:p>
     <w:p>
-      <w:pPr>
-        <w:jc w:val="left"/>
-      </w:pPr>
       <w:r>
         <w:t>客户：{{客户}}　　报价日期：{{报价日期}}</w:t>
       </w:r>
